--- a/TruckConnect_Planejamento.docx
+++ b/TruckConnect_Planejamento.docx
@@ -277,12 +277,20 @@
         <w:t>Capacidade de carga</w:t>
       </w:r>
     </w:p>
+    <w:p/>
+    <w:p/>
+    <w:p>
+      <w:pPr>
+        <w:ind w:firstLine="0"/>
+      </w:pPr>
+    </w:p>
     <w:p>
       <w:r>
         <w:rPr>
           <w:b/>
           <w:bCs/>
         </w:rPr>
+        <w:lastRenderedPageBreak/>
         <w:t>Documentos / comprovação</w:t>
       </w:r>
     </w:p>
@@ -316,14 +324,14 @@
         </w:numPr>
       </w:pPr>
       <w:r>
-        <w:lastRenderedPageBreak/>
         <w:t>Documento do veículo</w:t>
       </w:r>
     </w:p>
-    <w:p/>
-    <w:p/>
-    <w:p/>
-    <w:p/>
+    <w:p>
+      <w:pPr>
+        <w:ind w:left="720" w:firstLine="0"/>
+      </w:pPr>
+    </w:p>
     <w:p>
       <w:pPr>
         <w:pStyle w:val="Ttulo2"/>
@@ -475,6 +483,7 @@
     </w:p>
     <w:p>
       <w:pPr>
+        <w:ind w:firstLine="0"/>
         <w:rPr>
           <w:b/>
           <w:bCs/>
@@ -556,15 +565,56 @@
     </w:p>
     <w:p>
       <w:pPr>
+        <w:pStyle w:val="PargrafodaLista"/>
+        <w:ind w:left="1429"/>
+      </w:pPr>
+    </w:p>
+    <w:p>
+      <w:pPr>
+        <w:pStyle w:val="PargrafodaLista"/>
+        <w:ind w:left="1429"/>
+      </w:pPr>
+    </w:p>
+    <w:p>
+      <w:pPr>
+        <w:pStyle w:val="PargrafodaLista"/>
+        <w:ind w:left="1429"/>
+      </w:pPr>
+    </w:p>
+    <w:p>
+      <w:pPr>
+        <w:pStyle w:val="PargrafodaLista"/>
+        <w:ind w:left="1429"/>
+      </w:pPr>
+    </w:p>
+    <w:p>
+      <w:pPr>
         <w:pStyle w:val="Ttulo2"/>
       </w:pPr>
       <w:r>
+        <w:lastRenderedPageBreak/>
         <w:t>Requisitos de carga</w:t>
       </w:r>
     </w:p>
     <w:p/>
     <w:p>
       <w:pPr>
+        <w:ind w:firstLine="0"/>
+        <w:rPr>
+          <w:b/>
+          <w:bCs/>
+        </w:rPr>
+      </w:pPr>
+      <w:r>
+        <w:rPr>
+          <w:b/>
+          <w:bCs/>
+        </w:rPr>
+        <w:t>Dados da carga</w:t>
+      </w:r>
+    </w:p>
+    <w:p>
+      <w:pPr>
         <w:numPr>
           <w:ilvl w:val="0"/>
           <w:numId w:val="18"/>
@@ -604,7 +654,6 @@
         </w:numPr>
       </w:pPr>
       <w:r>
-        <w:lastRenderedPageBreak/>
         <w:t>Destino</w:t>
       </w:r>
     </w:p>
@@ -685,9 +734,10 @@
         <w:t>Observações</w:t>
       </w:r>
     </w:p>
-    <w:p/>
-    <w:p/>
-    <w:p>
+    <w:p>
+      <w:pPr>
+        <w:ind w:firstLine="0"/>
+      </w:pPr>
       <w:r>
         <w:rPr>
           <w:b/>
@@ -780,31 +830,82 @@
     </w:p>
     <w:p>
       <w:pPr>
+        <w:ind w:left="720"/>
+      </w:pPr>
+    </w:p>
+    <w:p>
+      <w:pPr>
+        <w:ind w:left="720"/>
+      </w:pPr>
+    </w:p>
+    <w:p>
+      <w:pPr>
+        <w:ind w:left="720"/>
+      </w:pPr>
+    </w:p>
+    <w:p>
+      <w:pPr>
+        <w:ind w:left="720"/>
+      </w:pPr>
+    </w:p>
+    <w:p>
+      <w:pPr>
+        <w:ind w:left="720"/>
+      </w:pPr>
+    </w:p>
+    <w:p>
+      <w:pPr>
+        <w:ind w:left="720"/>
+      </w:pPr>
+    </w:p>
+    <w:p>
+      <w:pPr>
+        <w:ind w:left="720"/>
+      </w:pPr>
+    </w:p>
+    <w:p>
+      <w:pPr>
+        <w:ind w:left="720"/>
+      </w:pPr>
+    </w:p>
+    <w:p>
+      <w:pPr>
+        <w:ind w:left="720"/>
+      </w:pPr>
+    </w:p>
+    <w:p>
+      <w:pPr>
+        <w:ind w:left="720"/>
+      </w:pPr>
+    </w:p>
+    <w:p>
+      <w:pPr>
         <w:pStyle w:val="Ttulo2"/>
       </w:pPr>
       <w:r>
+        <w:lastRenderedPageBreak/>
         <w:t>Controle do frete</w:t>
       </w:r>
     </w:p>
     <w:p/>
     <w:p>
       <w:pPr>
+        <w:ind w:firstLine="360"/>
+      </w:pPr>
+      <w:r>
+        <w:t>Nesta parte temos uma simples função</w:t>
+      </w:r>
+      <w:r>
+        <w:t xml:space="preserve">, manter a rastreabilidade de cargas, controle de mercadoria </w:t>
+      </w:r>
+      <w:r>
+        <w:t>para que não tenha erros sobre as notas fiscais e portabilidade.</w:t>
+      </w:r>
+    </w:p>
+    <w:p>
+      <w:pPr>
         <w:ind w:left="360"/>
       </w:pPr>
-      <w:r>
-        <w:t>Nesta parte temos uma simples função</w:t>
-      </w:r>
-      <w:r>
-        <w:t xml:space="preserve">, manter a rastreabilidade de cargas, controle de mercadoria </w:t>
-      </w:r>
-      <w:r>
-        <w:t>para que não tenha erros sobre as notas fiscais e portabilidade.</w:t>
-      </w:r>
-    </w:p>
-    <w:p>
-      <w:pPr>
-        <w:ind w:left="360"/>
-      </w:pPr>
     </w:p>
     <w:p>
       <w:pPr>
@@ -874,10 +975,173 @@
     </w:p>
     <w:p>
       <w:pPr>
+        <w:ind w:left="720" w:firstLine="0"/>
+      </w:pPr>
+    </w:p>
+    <w:p>
+      <w:pPr>
         <w:pStyle w:val="Ttulo1"/>
       </w:pPr>
       <w:r>
         <w:t>Projeto de Fluxograma do projeto</w:t>
+      </w:r>
+    </w:p>
+    <w:p/>
+    <w:p>
+      <w:r>
+        <w:t>Tendo uma visão geral do projeto temos os seguintes pontos:</w:t>
+      </w:r>
+    </w:p>
+    <w:p/>
+    <w:p>
+      <w:pPr>
+        <w:numPr>
+          <w:ilvl w:val="0"/>
+          <w:numId w:val="21"/>
+        </w:numPr>
+      </w:pPr>
+      <w:r>
+        <w:t>Início do sistema</w:t>
+      </w:r>
+    </w:p>
+    <w:p>
+      <w:pPr>
+        <w:numPr>
+          <w:ilvl w:val="0"/>
+          <w:numId w:val="21"/>
+        </w:numPr>
+      </w:pPr>
+      <w:r>
+        <w:t>Menu principal</w:t>
+      </w:r>
+    </w:p>
+    <w:p>
+      <w:pPr>
+        <w:numPr>
+          <w:ilvl w:val="0"/>
+          <w:numId w:val="21"/>
+        </w:numPr>
+      </w:pPr>
+      <w:r>
+        <w:t>Cadastro</w:t>
+      </w:r>
+    </w:p>
+    <w:p>
+      <w:pPr>
+        <w:numPr>
+          <w:ilvl w:val="0"/>
+          <w:numId w:val="21"/>
+        </w:numPr>
+      </w:pPr>
+      <w:r>
+        <w:t>Login</w:t>
+      </w:r>
+    </w:p>
+    <w:p>
+      <w:pPr>
+        <w:numPr>
+          <w:ilvl w:val="0"/>
+          <w:numId w:val="21"/>
+        </w:numPr>
+      </w:pPr>
+      <w:r>
+        <w:t>Banco de dados</w:t>
+      </w:r>
+    </w:p>
+    <w:p>
+      <w:pPr>
+        <w:numPr>
+          <w:ilvl w:val="0"/>
+          <w:numId w:val="21"/>
+        </w:numPr>
+      </w:pPr>
+      <w:r>
+        <w:t>Sistema de fretes</w:t>
+      </w:r>
+    </w:p>
+    <w:p>
+      <w:pPr>
+        <w:numPr>
+          <w:ilvl w:val="0"/>
+          <w:numId w:val="21"/>
+        </w:numPr>
+      </w:pPr>
+      <w:r>
+        <w:t>Área da empresa</w:t>
+      </w:r>
+    </w:p>
+    <w:p>
+      <w:pPr>
+        <w:numPr>
+          <w:ilvl w:val="0"/>
+          <w:numId w:val="21"/>
+        </w:numPr>
+      </w:pPr>
+      <w:r>
+        <w:t>Área do parceiro</w:t>
+      </w:r>
+    </w:p>
+    <w:p>
+      <w:pPr>
+        <w:numPr>
+          <w:ilvl w:val="0"/>
+          <w:numId w:val="21"/>
+        </w:numPr>
+      </w:pPr>
+      <w:r>
+        <w:t>Validações</w:t>
+      </w:r>
+    </w:p>
+    <w:p>
+      <w:pPr>
+        <w:numPr>
+          <w:ilvl w:val="0"/>
+          <w:numId w:val="21"/>
+        </w:numPr>
+      </w:pPr>
+      <w:r>
+        <w:t>Encerramento</w:t>
+      </w:r>
+    </w:p>
+    <w:p>
+      <w:pPr>
+        <w:ind w:left="360" w:firstLine="0"/>
+      </w:pPr>
+      <w:r>
+        <w:t>Seguindo essa linha existe um fluxograma para cada etapa a se realizar no MIRO</w:t>
+      </w:r>
+      <w:r>
+        <w:br/>
+      </w:r>
+    </w:p>
+    <w:p>
+      <w:pPr>
+        <w:pStyle w:val="Ttulo2"/>
+      </w:pPr>
+      <w:r>
+        <w:t>Login Miro</w:t>
+      </w:r>
+    </w:p>
+    <w:p/>
+    <w:p>
+      <w:r>
+        <w:t>Faça um cadastro no miro e entre na seguinte equipe:</w:t>
+      </w:r>
+    </w:p>
+    <w:p>
+      <w:pPr>
+        <w:ind w:firstLine="0"/>
+        <w:rPr>
+          <w:sz w:val="18"/>
+          <w:szCs w:val="18"/>
+        </w:rPr>
+      </w:pPr>
+      <w:r>
+        <w:rPr>
+          <w:sz w:val="18"/>
+          <w:szCs w:val="18"/>
+        </w:rPr>
+        <w:t>https://miro.com/welcomeonboard/cDQvU2xtQUJMYmV0eUhBdXhzc2FHbEZ4TnNGbUtvOTRRZ0F4WXVCalZIdG85Q0g1ZlNDUDhTeGhkc0s4K0xiNkpKYzVyWFdySlgveGFuQTBsOGRXOWF6S1FuV1d2R3VLMXdhcEVxS0N1Um5mYTZzUjRiSFBEN1JMN2toclFNNmd0R2lncW1vRmFBVnlLcVJzTmdFdlNRPT0hdjE=?share_link_id=615968569617</w:t>
       </w:r>
     </w:p>
     <w:sectPr>
@@ -1304,6 +1568,155 @@
     </w:lvl>
   </w:abstractNum>
   <w:abstractNum w:abstractNumId="3" w15:restartNumberingAfterBreak="0">
+    <w:nsid w:val="0D7865B5"/>
+    <w:multiLevelType w:val="multilevel"/>
+    <w:tmpl w:val="51743AF8"/>
+    <w:lvl w:ilvl="0">
+      <w:start w:val="1"/>
+      <w:numFmt w:val="bullet"/>
+      <w:lvlText w:val=""/>
+      <w:lvlJc w:val="left"/>
+      <w:pPr>
+        <w:tabs>
+          <w:tab w:val="num" w:pos="720"/>
+        </w:tabs>
+        <w:ind w:left="720" w:hanging="360"/>
+      </w:pPr>
+      <w:rPr>
+        <w:rFonts w:ascii="Symbol" w:hAnsi="Symbol" w:hint="default"/>
+        <w:sz w:val="20"/>
+      </w:rPr>
+    </w:lvl>
+    <w:lvl w:ilvl="1" w:tentative="1">
+      <w:start w:val="1"/>
+      <w:numFmt w:val="bullet"/>
+      <w:lvlText w:val=""/>
+      <w:lvlJc w:val="left"/>
+      <w:pPr>
+        <w:tabs>
+          <w:tab w:val="num" w:pos="1440"/>
+        </w:tabs>
+        <w:ind w:left="1440" w:hanging="360"/>
+      </w:pPr>
+      <w:rPr>
+        <w:rFonts w:ascii="Symbol" w:hAnsi="Symbol" w:hint="default"/>
+        <w:sz w:val="20"/>
+      </w:rPr>
+    </w:lvl>
+    <w:lvl w:ilvl="2" w:tentative="1">
+      <w:start w:val="1"/>
+      <w:numFmt w:val="bullet"/>
+      <w:lvlText w:val=""/>
+      <w:lvlJc w:val="left"/>
+      <w:pPr>
+        <w:tabs>
+          <w:tab w:val="num" w:pos="2160"/>
+        </w:tabs>
+        <w:ind w:left="2160" w:hanging="360"/>
+      </w:pPr>
+      <w:rPr>
+        <w:rFonts w:ascii="Symbol" w:hAnsi="Symbol" w:hint="default"/>
+        <w:sz w:val="20"/>
+      </w:rPr>
+    </w:lvl>
+    <w:lvl w:ilvl="3" w:tentative="1">
+      <w:start w:val="1"/>
+      <w:numFmt w:val="bullet"/>
+      <w:lvlText w:val=""/>
+      <w:lvlJc w:val="left"/>
+      <w:pPr>
+        <w:tabs>
+          <w:tab w:val="num" w:pos="2880"/>
+        </w:tabs>
+        <w:ind w:left="2880" w:hanging="360"/>
+      </w:pPr>
+      <w:rPr>
+        <w:rFonts w:ascii="Symbol" w:hAnsi="Symbol" w:hint="default"/>
+        <w:sz w:val="20"/>
+      </w:rPr>
+    </w:lvl>
+    <w:lvl w:ilvl="4" w:tentative="1">
+      <w:start w:val="1"/>
+      <w:numFmt w:val="bullet"/>
+      <w:lvlText w:val=""/>
+      <w:lvlJc w:val="left"/>
+      <w:pPr>
+        <w:tabs>
+          <w:tab w:val="num" w:pos="3600"/>
+        </w:tabs>
+        <w:ind w:left="3600" w:hanging="360"/>
+      </w:pPr>
+      <w:rPr>
+        <w:rFonts w:ascii="Symbol" w:hAnsi="Symbol" w:hint="default"/>
+        <w:sz w:val="20"/>
+      </w:rPr>
+    </w:lvl>
+    <w:lvl w:ilvl="5" w:tentative="1">
+      <w:start w:val="1"/>
+      <w:numFmt w:val="bullet"/>
+      <w:lvlText w:val=""/>
+      <w:lvlJc w:val="left"/>
+      <w:pPr>
+        <w:tabs>
+          <w:tab w:val="num" w:pos="4320"/>
+        </w:tabs>
+        <w:ind w:left="4320" w:hanging="360"/>
+      </w:pPr>
+      <w:rPr>
+        <w:rFonts w:ascii="Symbol" w:hAnsi="Symbol" w:hint="default"/>
+        <w:sz w:val="20"/>
+      </w:rPr>
+    </w:lvl>
+    <w:lvl w:ilvl="6" w:tentative="1">
+      <w:start w:val="1"/>
+      <w:numFmt w:val="bullet"/>
+      <w:lvlText w:val=""/>
+      <w:lvlJc w:val="left"/>
+      <w:pPr>
+        <w:tabs>
+          <w:tab w:val="num" w:pos="5040"/>
+        </w:tabs>
+        <w:ind w:left="5040" w:hanging="360"/>
+      </w:pPr>
+      <w:rPr>
+        <w:rFonts w:ascii="Symbol" w:hAnsi="Symbol" w:hint="default"/>
+        <w:sz w:val="20"/>
+      </w:rPr>
+    </w:lvl>
+    <w:lvl w:ilvl="7" w:tentative="1">
+      <w:start w:val="1"/>
+      <w:numFmt w:val="bullet"/>
+      <w:lvlText w:val=""/>
+      <w:lvlJc w:val="left"/>
+      <w:pPr>
+        <w:tabs>
+          <w:tab w:val="num" w:pos="5760"/>
+        </w:tabs>
+        <w:ind w:left="5760" w:hanging="360"/>
+      </w:pPr>
+      <w:rPr>
+        <w:rFonts w:ascii="Symbol" w:hAnsi="Symbol" w:hint="default"/>
+        <w:sz w:val="20"/>
+      </w:rPr>
+    </w:lvl>
+    <w:lvl w:ilvl="8" w:tentative="1">
+      <w:start w:val="1"/>
+      <w:numFmt w:val="bullet"/>
+      <w:lvlText w:val=""/>
+      <w:lvlJc w:val="left"/>
+      <w:pPr>
+        <w:tabs>
+          <w:tab w:val="num" w:pos="6480"/>
+        </w:tabs>
+        <w:ind w:left="6480" w:hanging="360"/>
+      </w:pPr>
+      <w:rPr>
+        <w:rFonts w:ascii="Symbol" w:hAnsi="Symbol" w:hint="default"/>
+        <w:sz w:val="20"/>
+      </w:rPr>
+    </w:lvl>
+  </w:abstractNum>
+  <w:abstractNum w:abstractNumId="4" w15:restartNumberingAfterBreak="0">
     <w:nsid w:val="0EF56CD0"/>
     <w:multiLevelType w:val="multilevel"/>
     <w:tmpl w:val="0416001F"/>
@@ -1389,7 +1802,7 @@
       </w:pPr>
     </w:lvl>
   </w:abstractNum>
-  <w:abstractNum w:abstractNumId="4" w15:restartNumberingAfterBreak="0">
+  <w:abstractNum w:abstractNumId="5" w15:restartNumberingAfterBreak="0">
     <w:nsid w:val="14CF04B0"/>
     <w:multiLevelType w:val="multilevel"/>
     <w:tmpl w:val="1E5E455E"/>
@@ -1538,7 +1951,7 @@
       </w:rPr>
     </w:lvl>
   </w:abstractNum>
-  <w:abstractNum w:abstractNumId="5" w15:restartNumberingAfterBreak="0">
+  <w:abstractNum w:abstractNumId="6" w15:restartNumberingAfterBreak="0">
     <w:nsid w:val="159815BB"/>
     <w:multiLevelType w:val="multilevel"/>
     <w:tmpl w:val="98684E9E"/>
@@ -1687,7 +2100,7 @@
       </w:rPr>
     </w:lvl>
   </w:abstractNum>
-  <w:abstractNum w:abstractNumId="6" w15:restartNumberingAfterBreak="0">
+  <w:abstractNum w:abstractNumId="7" w15:restartNumberingAfterBreak="0">
     <w:nsid w:val="2C4C1071"/>
     <w:multiLevelType w:val="multilevel"/>
     <w:tmpl w:val="D11846E8"/>
@@ -1836,7 +2249,7 @@
       </w:rPr>
     </w:lvl>
   </w:abstractNum>
-  <w:abstractNum w:abstractNumId="7" w15:restartNumberingAfterBreak="0">
+  <w:abstractNum w:abstractNumId="8" w15:restartNumberingAfterBreak="0">
     <w:nsid w:val="328A1D2B"/>
     <w:multiLevelType w:val="hybridMultilevel"/>
     <w:tmpl w:val="A7144720"/>
@@ -1949,7 +2362,7 @@
       </w:rPr>
     </w:lvl>
   </w:abstractNum>
-  <w:abstractNum w:abstractNumId="8" w15:restartNumberingAfterBreak="0">
+  <w:abstractNum w:abstractNumId="9" w15:restartNumberingAfterBreak="0">
     <w:nsid w:val="3FD0413A"/>
     <w:multiLevelType w:val="hybridMultilevel"/>
     <w:tmpl w:val="1160036C"/>
@@ -2062,7 +2475,7 @@
       </w:rPr>
     </w:lvl>
   </w:abstractNum>
-  <w:abstractNum w:abstractNumId="9" w15:restartNumberingAfterBreak="0">
+  <w:abstractNum w:abstractNumId="10" w15:restartNumberingAfterBreak="0">
     <w:nsid w:val="479D1F97"/>
     <w:multiLevelType w:val="multilevel"/>
     <w:tmpl w:val="1654E114"/>
@@ -2211,7 +2624,7 @@
       </w:rPr>
     </w:lvl>
   </w:abstractNum>
-  <w:abstractNum w:abstractNumId="10" w15:restartNumberingAfterBreak="0">
+  <w:abstractNum w:abstractNumId="11" w15:restartNumberingAfterBreak="0">
     <w:nsid w:val="515B4C53"/>
     <w:multiLevelType w:val="multilevel"/>
     <w:tmpl w:val="0416001F"/>
@@ -2297,7 +2710,7 @@
       </w:pPr>
     </w:lvl>
   </w:abstractNum>
-  <w:abstractNum w:abstractNumId="11" w15:restartNumberingAfterBreak="0">
+  <w:abstractNum w:abstractNumId="12" w15:restartNumberingAfterBreak="0">
     <w:nsid w:val="53BF7B37"/>
     <w:multiLevelType w:val="multilevel"/>
     <w:tmpl w:val="0416001F"/>
@@ -2383,7 +2796,7 @@
       </w:pPr>
     </w:lvl>
   </w:abstractNum>
-  <w:abstractNum w:abstractNumId="12" w15:restartNumberingAfterBreak="0">
+  <w:abstractNum w:abstractNumId="13" w15:restartNumberingAfterBreak="0">
     <w:nsid w:val="57E35954"/>
     <w:multiLevelType w:val="hybridMultilevel"/>
     <w:tmpl w:val="5166299C"/>
@@ -2496,7 +2909,7 @@
       </w:rPr>
     </w:lvl>
   </w:abstractNum>
-  <w:abstractNum w:abstractNumId="13" w15:restartNumberingAfterBreak="0">
+  <w:abstractNum w:abstractNumId="14" w15:restartNumberingAfterBreak="0">
     <w:nsid w:val="5BEA74D5"/>
     <w:multiLevelType w:val="multilevel"/>
     <w:tmpl w:val="C42EB948"/>
@@ -2645,7 +3058,7 @@
       </w:rPr>
     </w:lvl>
   </w:abstractNum>
-  <w:abstractNum w:abstractNumId="14" w15:restartNumberingAfterBreak="0">
+  <w:abstractNum w:abstractNumId="15" w15:restartNumberingAfterBreak="0">
     <w:nsid w:val="5C725604"/>
     <w:multiLevelType w:val="multilevel"/>
     <w:tmpl w:val="1BE20C96"/>
@@ -2794,7 +3207,7 @@
       </w:rPr>
     </w:lvl>
   </w:abstractNum>
-  <w:abstractNum w:abstractNumId="15" w15:restartNumberingAfterBreak="0">
+  <w:abstractNum w:abstractNumId="16" w15:restartNumberingAfterBreak="0">
     <w:nsid w:val="5D612E18"/>
     <w:multiLevelType w:val="multilevel"/>
     <w:tmpl w:val="04160025"/>
@@ -2889,7 +3302,7 @@
       </w:pPr>
     </w:lvl>
   </w:abstractNum>
-  <w:abstractNum w:abstractNumId="16" w15:restartNumberingAfterBreak="0">
+  <w:abstractNum w:abstractNumId="17" w15:restartNumberingAfterBreak="0">
     <w:nsid w:val="649917C7"/>
     <w:multiLevelType w:val="multilevel"/>
     <w:tmpl w:val="D2A206F4"/>
@@ -3038,7 +3451,7 @@
       </w:rPr>
     </w:lvl>
   </w:abstractNum>
-  <w:abstractNum w:abstractNumId="17" w15:restartNumberingAfterBreak="0">
+  <w:abstractNum w:abstractNumId="18" w15:restartNumberingAfterBreak="0">
     <w:nsid w:val="67D81E80"/>
     <w:multiLevelType w:val="hybridMultilevel"/>
     <w:tmpl w:val="9C82A9E0"/>
@@ -3151,7 +3564,7 @@
       </w:rPr>
     </w:lvl>
   </w:abstractNum>
-  <w:abstractNum w:abstractNumId="18" w15:restartNumberingAfterBreak="0">
+  <w:abstractNum w:abstractNumId="19" w15:restartNumberingAfterBreak="0">
     <w:nsid w:val="7406486A"/>
     <w:multiLevelType w:val="multilevel"/>
     <w:tmpl w:val="B972E76A"/>
@@ -3300,7 +3713,7 @@
       </w:rPr>
     </w:lvl>
   </w:abstractNum>
-  <w:abstractNum w:abstractNumId="19" w15:restartNumberingAfterBreak="0">
+  <w:abstractNum w:abstractNumId="20" w15:restartNumberingAfterBreak="0">
     <w:nsid w:val="7A77700D"/>
     <w:multiLevelType w:val="multilevel"/>
     <w:tmpl w:val="DBB441E6"/>
@@ -3450,22 +3863,22 @@
     </w:lvl>
   </w:abstractNum>
   <w:num w:numId="1" w16cid:durableId="309943577">
+    <w:abstractNumId w:val="12"/>
+  </w:num>
+  <w:num w:numId="2" w16cid:durableId="1360742207">
+    <w:abstractNumId w:val="4"/>
+  </w:num>
+  <w:num w:numId="3" w16cid:durableId="1489780922">
     <w:abstractNumId w:val="11"/>
   </w:num>
-  <w:num w:numId="2" w16cid:durableId="1360742207">
-    <w:abstractNumId w:val="3"/>
-  </w:num>
-  <w:num w:numId="3" w16cid:durableId="1489780922">
-    <w:abstractNumId w:val="10"/>
-  </w:num>
   <w:num w:numId="4" w16cid:durableId="470245467">
-    <w:abstractNumId w:val="15"/>
+    <w:abstractNumId w:val="16"/>
   </w:num>
   <w:num w:numId="5" w16cid:durableId="757411900">
-    <w:abstractNumId w:val="7"/>
+    <w:abstractNumId w:val="8"/>
   </w:num>
   <w:num w:numId="6" w16cid:durableId="594018779">
-    <w:abstractNumId w:val="17"/>
+    <w:abstractNumId w:val="18"/>
   </w:num>
   <w:num w:numId="7" w16cid:durableId="1301837071">
     <w:abstractNumId w:val="1"/>
@@ -3474,40 +3887,43 @@
     <w:abstractNumId w:val="2"/>
   </w:num>
   <w:num w:numId="9" w16cid:durableId="855845007">
-    <w:abstractNumId w:val="19"/>
+    <w:abstractNumId w:val="20"/>
   </w:num>
   <w:num w:numId="10" w16cid:durableId="950746565">
-    <w:abstractNumId w:val="5"/>
+    <w:abstractNumId w:val="6"/>
   </w:num>
   <w:num w:numId="11" w16cid:durableId="100220859">
     <w:abstractNumId w:val="0"/>
   </w:num>
   <w:num w:numId="12" w16cid:durableId="1119104439">
-    <w:abstractNumId w:val="6"/>
+    <w:abstractNumId w:val="7"/>
   </w:num>
   <w:num w:numId="13" w16cid:durableId="1022709171">
-    <w:abstractNumId w:val="18"/>
+    <w:abstractNumId w:val="19"/>
   </w:num>
   <w:num w:numId="14" w16cid:durableId="1736127099">
-    <w:abstractNumId w:val="12"/>
+    <w:abstractNumId w:val="13"/>
   </w:num>
   <w:num w:numId="15" w16cid:durableId="424229536">
-    <w:abstractNumId w:val="8"/>
+    <w:abstractNumId w:val="9"/>
   </w:num>
   <w:num w:numId="16" w16cid:durableId="969478010">
-    <w:abstractNumId w:val="9"/>
+    <w:abstractNumId w:val="10"/>
   </w:num>
   <w:num w:numId="17" w16cid:durableId="1016613352">
-    <w:abstractNumId w:val="13"/>
+    <w:abstractNumId w:val="14"/>
   </w:num>
   <w:num w:numId="18" w16cid:durableId="337778691">
-    <w:abstractNumId w:val="16"/>
+    <w:abstractNumId w:val="17"/>
   </w:num>
   <w:num w:numId="19" w16cid:durableId="212353040">
-    <w:abstractNumId w:val="14"/>
+    <w:abstractNumId w:val="15"/>
   </w:num>
   <w:num w:numId="20" w16cid:durableId="1364208913">
-    <w:abstractNumId w:val="4"/>
+    <w:abstractNumId w:val="5"/>
+  </w:num>
+  <w:num w:numId="21" w16cid:durableId="1380277044">
+    <w:abstractNumId w:val="3"/>
   </w:num>
 </w:numbering>
 </file>
@@ -3912,9 +4328,10 @@
   <w:style w:type="paragraph" w:default="1" w:styleId="Normal">
     <w:name w:val="Normal"/>
     <w:qFormat/>
-    <w:rsid w:val="00667769"/>
+    <w:rsid w:val="004202B6"/>
     <w:pPr>
       <w:spacing w:after="0" w:line="360" w:lineRule="auto"/>
+      <w:ind w:firstLine="709"/>
     </w:pPr>
     <w:rPr>
       <w:rFonts w:ascii="Times New Roman" w:hAnsi="Times New Roman"/>
@@ -4340,6 +4757,7 @@
       <w:numPr>
         <w:ilvl w:val="1"/>
       </w:numPr>
+      <w:ind w:firstLine="709"/>
     </w:pPr>
     <w:rPr>
       <w:rFonts w:eastAsiaTheme="majorEastAsia" w:cstheme="majorBidi"/>
@@ -4463,6 +4881,29 @@
       <w:smallCaps/>
       <w:color w:val="0F4761" w:themeColor="accent1" w:themeShade="BF"/>
       <w:spacing w:val="5"/>
+    </w:rPr>
+  </w:style>
+  <w:style w:type="character" w:styleId="Hyperlink">
+    <w:name w:val="Hyperlink"/>
+    <w:basedOn w:val="Fontepargpadro"/>
+    <w:uiPriority w:val="99"/>
+    <w:unhideWhenUsed/>
+    <w:rsid w:val="00034E86"/>
+    <w:rPr>
+      <w:color w:val="467886" w:themeColor="hyperlink"/>
+      <w:u w:val="single"/>
+    </w:rPr>
+  </w:style>
+  <w:style w:type="character" w:styleId="MenoPendente">
+    <w:name w:val="Unresolved Mention"/>
+    <w:basedOn w:val="Fontepargpadro"/>
+    <w:uiPriority w:val="99"/>
+    <w:semiHidden/>
+    <w:unhideWhenUsed/>
+    <w:rsid w:val="00034E86"/>
+    <w:rPr>
+      <w:color w:val="605E5C"/>
+      <w:shd w:val="clear" w:color="auto" w:fill="E1DFDD"/>
     </w:rPr>
   </w:style>
 </w:styles>
